--- a/scripts/chapter_III/genomic_pipeline/Pipeline_CF_ETI_Paeruginosa_github.docx
+++ b/scripts/chapter_III/genomic_pipeline/Pipeline_CF_ETI_Paeruginosa_github.docx
@@ -39965,19 +39965,7 @@
           <w:szCs w:val="22"/>
           <w:lang w:val="en-GB"/>
         </w:rPr>
-        <w:t>s</w:t>
-      </w:r>
-      <w:r>
-        <w:rPr>
-          <w:rFonts w:ascii="Consolas" w:hAnsi="Consolas"/>
-          <w:b/>
-          <w:bCs/>
-          <w:color w:val="7030A0"/>
-          <w:sz w:val="22"/>
-          <w:szCs w:val="22"/>
-          <w:lang w:val="en-GB"/>
-        </w:rPr>
-        <w:t>nippy</w:t>
+        <w:t>snippy</w:t>
       </w:r>
       <w:r>
         <w:rPr>
@@ -40555,6 +40543,167 @@
       <w:r>
         <w:rPr>
           <w:rFonts w:ascii="Aptos" w:hAnsi="Aptos"/>
+          <w:b/>
+          <w:bCs/>
+          <w:sz w:val="22"/>
+          <w:szCs w:val="22"/>
+          <w:lang w:val="en-GB"/>
+        </w:rPr>
+        <w:t>NOTE</w:t>
+      </w:r>
+      <w:r>
+        <w:rPr>
+          <w:rFonts w:ascii="Aptos" w:hAnsi="Aptos"/>
+          <w:sz w:val="22"/>
+          <w:szCs w:val="22"/>
+          <w:lang w:val="en-GB"/>
+        </w:rPr>
+        <w:t xml:space="preserve">: </w:t>
+      </w:r>
+      <w:proofErr w:type="spellStart"/>
+      <w:r>
+        <w:rPr>
+          <w:rFonts w:ascii="Consolas" w:hAnsi="Consolas"/>
+          <w:sz w:val="22"/>
+          <w:szCs w:val="22"/>
+          <w:lang w:val="en-GB"/>
+        </w:rPr>
+        <w:t>cgMLST</w:t>
+      </w:r>
+      <w:proofErr w:type="spellEnd"/>
+      <w:r>
+        <w:rPr>
+          <w:rFonts w:ascii="Aptos" w:hAnsi="Aptos"/>
+          <w:sz w:val="22"/>
+          <w:szCs w:val="22"/>
+          <w:lang w:val="en-GB"/>
+        </w:rPr>
+        <w:t xml:space="preserve"> is independent of the reference genome used for the </w:t>
+      </w:r>
+      <w:r>
+        <w:rPr>
+          <w:rFonts w:ascii="Consolas" w:hAnsi="Consolas"/>
+          <w:b/>
+          <w:bCs/>
+          <w:color w:val="7030A0"/>
+          <w:sz w:val="22"/>
+          <w:szCs w:val="22"/>
+          <w:lang w:val="en-GB"/>
+        </w:rPr>
+        <w:t>s</w:t>
+      </w:r>
+      <w:r>
+        <w:rPr>
+          <w:rFonts w:ascii="Consolas" w:hAnsi="Consolas"/>
+          <w:b/>
+          <w:bCs/>
+          <w:color w:val="7030A0"/>
+          <w:sz w:val="22"/>
+          <w:szCs w:val="22"/>
+          <w:lang w:val="en-GB"/>
+        </w:rPr>
+        <w:t>nippy</w:t>
+      </w:r>
+      <w:r>
+        <w:rPr>
+          <w:rFonts w:ascii="Aptos" w:hAnsi="Aptos"/>
+          <w:color w:val="7030A0"/>
+          <w:sz w:val="22"/>
+          <w:szCs w:val="22"/>
+          <w:lang w:val="en-GB"/>
+        </w:rPr>
+        <w:t xml:space="preserve"> </w:t>
+      </w:r>
+      <w:r>
+        <w:rPr>
+          <w:rFonts w:ascii="Aptos" w:hAnsi="Aptos"/>
+          <w:sz w:val="22"/>
+          <w:szCs w:val="22"/>
+          <w:lang w:val="en-GB"/>
+        </w:rPr>
+        <w:t>analys</w:t>
+      </w:r>
+      <w:r>
+        <w:rPr>
+          <w:rFonts w:ascii="Aptos" w:hAnsi="Aptos"/>
+          <w:sz w:val="22"/>
+          <w:szCs w:val="22"/>
+          <w:lang w:val="en-GB"/>
+        </w:rPr>
+        <w:t>i</w:t>
+      </w:r>
+      <w:r>
+        <w:rPr>
+          <w:rFonts w:ascii="Aptos" w:hAnsi="Aptos"/>
+          <w:sz w:val="22"/>
+          <w:szCs w:val="22"/>
+          <w:lang w:val="en-GB"/>
+        </w:rPr>
+        <w:t xml:space="preserve">s. It is performed directly from the assembled genomes. In this pipeline, </w:t>
+      </w:r>
+      <w:r>
+        <w:rPr>
+          <w:rFonts w:ascii="Consolas" w:hAnsi="Consolas"/>
+          <w:sz w:val="22"/>
+          <w:szCs w:val="22"/>
+          <w:lang w:val="en-GB"/>
+        </w:rPr>
+        <w:t>PAO1</w:t>
+      </w:r>
+      <w:r>
+        <w:rPr>
+          <w:rFonts w:ascii="Aptos" w:hAnsi="Aptos"/>
+          <w:sz w:val="22"/>
+          <w:szCs w:val="22"/>
+          <w:lang w:val="en-GB"/>
+        </w:rPr>
+        <w:t xml:space="preserve"> is used to generate the </w:t>
+      </w:r>
+      <w:proofErr w:type="spellStart"/>
+      <w:r>
+        <w:rPr>
+          <w:rFonts w:ascii="Consolas" w:hAnsi="Consolas"/>
+          <w:sz w:val="22"/>
+          <w:szCs w:val="22"/>
+          <w:lang w:val="en-GB"/>
+        </w:rPr>
+        <w:t>cgMLST</w:t>
+      </w:r>
+      <w:proofErr w:type="spellEnd"/>
+      <w:r>
+        <w:rPr>
+          <w:rFonts w:ascii="Consolas" w:hAnsi="Consolas"/>
+          <w:sz w:val="22"/>
+          <w:szCs w:val="22"/>
+          <w:lang w:val="en-GB"/>
+        </w:rPr>
+        <w:t xml:space="preserve"> scheme</w:t>
+      </w:r>
+      <w:r>
+        <w:rPr>
+          <w:rFonts w:ascii="Aptos" w:hAnsi="Aptos"/>
+          <w:sz w:val="22"/>
+          <w:szCs w:val="22"/>
+          <w:lang w:val="en-GB"/>
+        </w:rPr>
+        <w:t>.</w:t>
+      </w:r>
+    </w:p>
+    <w:p>
+      <w:pPr>
+        <w:pStyle w:val="Textbody"/>
+        <w:spacing w:line="360" w:lineRule="auto"/>
+        <w:jc w:val="both"/>
+        <w:rPr>
+          <w:rFonts w:ascii="Aptos" w:hAnsi="Aptos"/>
+          <w:sz w:val="22"/>
+          <w:szCs w:val="22"/>
+          <w:lang w:val="en-GB"/>
+        </w:rPr>
+      </w:pPr>
+      <w:r>
+        <w:rPr>
+          <w:rFonts w:ascii="Aptos" w:hAnsi="Aptos"/>
           <w:sz w:val="22"/>
           <w:szCs w:val="22"/>
           <w:lang w:val="en-GB"/>
@@ -40747,6 +40896,7 @@
           <w:szCs w:val="22"/>
           <w:lang w:val="en-GB"/>
         </w:rPr>
+        <w:lastRenderedPageBreak/>
         <w:t xml:space="preserve">head PAO1.fna </w:t>
       </w:r>
       <w:r>
@@ -40797,7 +40947,6 @@
           <w:sz w:val="22"/>
           <w:szCs w:val="22"/>
         </w:rPr>
-        <w:lastRenderedPageBreak/>
         <w:t xml:space="preserve">&gt;NC_002516.2 Pseudomonas </w:t>
       </w:r>
       <w:proofErr w:type="spellStart"/>
@@ -42493,6 +42642,7 @@
           <w:szCs w:val="22"/>
           <w:lang w:val="en-GB"/>
         </w:rPr>
+        <w:lastRenderedPageBreak/>
         <w:t xml:space="preserve">To generate a </w:t>
       </w:r>
       <w:proofErr w:type="spellStart"/>
@@ -42580,7 +42730,6 @@
           <w:szCs w:val="22"/>
           <w:lang w:val="en-GB"/>
         </w:rPr>
-        <w:lastRenderedPageBreak/>
         <w:t xml:space="preserve">Open the program from the shortcut and go to </w:t>
       </w:r>
       <w:r>

--- a/scripts/chapter_III/genomic_pipeline/Pipeline_CF_ETI_Paeruginosa_github.docx
+++ b/scripts/chapter_III/genomic_pipeline/Pipeline_CF_ETI_Paeruginosa_github.docx
@@ -39953,7 +39953,34 @@
           <w:szCs w:val="22"/>
           <w:lang w:val="en-GB"/>
         </w:rPr>
-        <w:t xml:space="preserve">: To generate a single core-genome SNP tree including all isolates, </w:t>
+        <w:t xml:space="preserve">: </w:t>
+      </w:r>
+      <w:r>
+        <w:rPr>
+          <w:rFonts w:asciiTheme="minorHAnsi" w:hAnsiTheme="minorHAnsi"/>
+          <w:sz w:val="22"/>
+          <w:szCs w:val="22"/>
+          <w:lang w:val="en-GB"/>
+        </w:rPr>
+        <w:t xml:space="preserve">This </w:t>
+      </w:r>
+      <w:r>
+        <w:rPr>
+          <w:rFonts w:ascii="Consolas" w:hAnsi="Consolas"/>
+          <w:sz w:val="22"/>
+          <w:szCs w:val="22"/>
+          <w:lang w:val="en-GB"/>
+        </w:rPr>
+        <w:t>tree</w:t>
+      </w:r>
+      <w:r>
+        <w:rPr>
+          <w:rFonts w:asciiTheme="minorHAnsi" w:hAnsiTheme="minorHAnsi"/>
+          <w:sz w:val="22"/>
+          <w:szCs w:val="22"/>
+          <w:lang w:val="en-GB"/>
+        </w:rPr>
+        <w:t xml:space="preserve"> can only be generated from the </w:t>
       </w:r>
       <w:r>
         <w:rPr>
@@ -39984,7 +40011,16 @@
           <w:szCs w:val="22"/>
           <w:lang w:val="en-GB"/>
         </w:rPr>
-        <w:t>must be run using the same reference genome for all isolates. Therefore, the pa</w:t>
+        <w:t>analysis in which all isolates were compared against the same reference genome (</w:t>
+      </w:r>
+      <w:r>
+        <w:rPr>
+          <w:rFonts w:ascii="Consolas" w:hAnsi="Consolas"/>
+          <w:sz w:val="22"/>
+          <w:szCs w:val="22"/>
+          <w:lang w:val="en-GB"/>
+        </w:rPr>
+        <w:t>PAO1</w:t>
       </w:r>
       <w:r>
         <w:rPr>
@@ -39993,6 +40029,15 @@
           <w:szCs w:val="22"/>
           <w:lang w:val="en-GB"/>
         </w:rPr>
+        <w:t>). The pa</w:t>
+      </w:r>
+      <w:r>
+        <w:rPr>
+          <w:rFonts w:asciiTheme="minorHAnsi" w:hAnsiTheme="minorHAnsi"/>
+          <w:sz w:val="22"/>
+          <w:szCs w:val="22"/>
+          <w:lang w:val="en-GB"/>
+        </w:rPr>
         <w:t>rticipant</w:t>
       </w:r>
       <w:r>
@@ -40002,7 +40047,7 @@
           <w:szCs w:val="22"/>
           <w:lang w:val="en-GB"/>
         </w:rPr>
-        <w:t xml:space="preserve">-specific pairwise </w:t>
+        <w:t xml:space="preserve">-specific </w:t>
       </w:r>
       <w:r>
         <w:rPr>
@@ -40051,16 +40096,7 @@
           <w:szCs w:val="22"/>
           <w:lang w:val="en-GB"/>
         </w:rPr>
-        <w:t xml:space="preserve">s, which use different isolates as references, cannot be combined into a single core-genome alignment. In this pipeline, the </w:t>
-      </w:r>
-      <w:r>
-        <w:rPr>
-          <w:rFonts w:ascii="Consolas" w:hAnsi="Consolas"/>
-          <w:sz w:val="22"/>
-          <w:szCs w:val="22"/>
-          <w:lang w:val="en-GB"/>
-        </w:rPr>
-        <w:t>PAO1</w:t>
+        <w:t>s use different within-pa</w:t>
       </w:r>
       <w:r>
         <w:rPr>
@@ -40069,29 +40105,16 @@
           <w:szCs w:val="22"/>
           <w:lang w:val="en-GB"/>
         </w:rPr>
-        <w:t xml:space="preserve">-based </w:t>
-      </w:r>
-      <w:r>
-        <w:rPr>
-          <w:rFonts w:ascii="Consolas" w:hAnsi="Consolas"/>
-          <w:b/>
-          <w:bCs/>
-          <w:color w:val="7030A0"/>
-          <w:sz w:val="22"/>
-          <w:szCs w:val="22"/>
-          <w:lang w:val="en-GB"/>
-        </w:rPr>
-        <w:t>snippy</w:t>
+        <w:t>r</w:t>
       </w:r>
       <w:r>
         <w:rPr>
           <w:rFonts w:asciiTheme="minorHAnsi" w:hAnsiTheme="minorHAnsi"/>
-          <w:color w:val="7030A0"/>
-          <w:sz w:val="22"/>
-          <w:szCs w:val="22"/>
-          <w:lang w:val="en-GB"/>
-        </w:rPr>
-        <w:t xml:space="preserve"> </w:t>
+          <w:sz w:val="22"/>
+          <w:szCs w:val="22"/>
+          <w:lang w:val="en-GB"/>
+        </w:rPr>
+        <w:t>t</w:t>
       </w:r>
       <w:r>
         <w:rPr>
@@ -40100,7 +40123,34 @@
           <w:szCs w:val="22"/>
           <w:lang w:val="en-GB"/>
         </w:rPr>
-        <w:t>analysis is used for this purpose.</w:t>
+        <w:t>icipant</w:t>
+      </w:r>
+      <w:r>
+        <w:rPr>
+          <w:rFonts w:asciiTheme="minorHAnsi" w:hAnsiTheme="minorHAnsi"/>
+          <w:sz w:val="22"/>
+          <w:szCs w:val="22"/>
+          <w:lang w:val="en-GB"/>
+        </w:rPr>
+        <w:t xml:space="preserve"> reference isolates and therefore generate independent core alignments that cannot be combined into a single </w:t>
+      </w:r>
+      <w:r>
+        <w:rPr>
+          <w:rFonts w:ascii="Consolas" w:hAnsi="Consolas"/>
+          <w:sz w:val="22"/>
+          <w:szCs w:val="22"/>
+          <w:lang w:val="en-GB"/>
+        </w:rPr>
+        <w:t>tree</w:t>
+      </w:r>
+      <w:r>
+        <w:rPr>
+          <w:rFonts w:asciiTheme="minorHAnsi" w:hAnsiTheme="minorHAnsi"/>
+          <w:sz w:val="22"/>
+          <w:szCs w:val="22"/>
+          <w:lang w:val="en-GB"/>
+        </w:rPr>
+        <w:t>.</w:t>
       </w:r>
     </w:p>
     <w:p>
@@ -40560,6 +40610,67 @@
         </w:rPr>
         <w:t xml:space="preserve">: </w:t>
       </w:r>
+      <w:r>
+        <w:rPr>
+          <w:rFonts w:ascii="Aptos" w:hAnsi="Aptos"/>
+          <w:sz w:val="22"/>
+          <w:szCs w:val="22"/>
+          <w:lang w:val="en-GB"/>
+        </w:rPr>
+        <w:t xml:space="preserve">Unlike the </w:t>
+      </w:r>
+      <w:r>
+        <w:rPr>
+          <w:rFonts w:ascii="Consolas" w:hAnsi="Consolas"/>
+          <w:b/>
+          <w:bCs/>
+          <w:color w:val="7030A0"/>
+          <w:sz w:val="22"/>
+          <w:szCs w:val="22"/>
+          <w:lang w:val="en-GB"/>
+        </w:rPr>
+        <w:t>s</w:t>
+      </w:r>
+      <w:r>
+        <w:rPr>
+          <w:rFonts w:ascii="Consolas" w:hAnsi="Consolas"/>
+          <w:b/>
+          <w:bCs/>
+          <w:color w:val="7030A0"/>
+          <w:sz w:val="22"/>
+          <w:szCs w:val="22"/>
+          <w:lang w:val="en-GB"/>
+        </w:rPr>
+        <w:t>nippy</w:t>
+      </w:r>
+      <w:r>
+        <w:rPr>
+          <w:rFonts w:ascii="Aptos" w:hAnsi="Aptos"/>
+          <w:color w:val="7030A0"/>
+          <w:sz w:val="22"/>
+          <w:szCs w:val="22"/>
+          <w:lang w:val="en-GB"/>
+        </w:rPr>
+        <w:t xml:space="preserve"> </w:t>
+      </w:r>
+      <w:r>
+        <w:rPr>
+          <w:rFonts w:ascii="Consolas" w:hAnsi="Consolas"/>
+          <w:sz w:val="22"/>
+          <w:szCs w:val="22"/>
+          <w:lang w:val="en-GB"/>
+        </w:rPr>
+        <w:t>core-genome SNP</w:t>
+      </w:r>
+      <w:r>
+        <w:rPr>
+          <w:rFonts w:ascii="Aptos" w:hAnsi="Aptos"/>
+          <w:sz w:val="22"/>
+          <w:szCs w:val="22"/>
+          <w:lang w:val="en-GB"/>
+        </w:rPr>
+        <w:t xml:space="preserve"> analysis, </w:t>
+      </w:r>
       <w:proofErr w:type="spellStart"/>
       <w:r>
         <w:rPr>
@@ -40578,86 +40689,7 @@
           <w:szCs w:val="22"/>
           <w:lang w:val="en-GB"/>
         </w:rPr>
-        <w:t xml:space="preserve"> is independent of the reference genome used for the </w:t>
-      </w:r>
-      <w:r>
-        <w:rPr>
-          <w:rFonts w:ascii="Consolas" w:hAnsi="Consolas"/>
-          <w:b/>
-          <w:bCs/>
-          <w:color w:val="7030A0"/>
-          <w:sz w:val="22"/>
-          <w:szCs w:val="22"/>
-          <w:lang w:val="en-GB"/>
-        </w:rPr>
-        <w:t>s</w:t>
-      </w:r>
-      <w:r>
-        <w:rPr>
-          <w:rFonts w:ascii="Consolas" w:hAnsi="Consolas"/>
-          <w:b/>
-          <w:bCs/>
-          <w:color w:val="7030A0"/>
-          <w:sz w:val="22"/>
-          <w:szCs w:val="22"/>
-          <w:lang w:val="en-GB"/>
-        </w:rPr>
-        <w:t>nippy</w:t>
-      </w:r>
-      <w:r>
-        <w:rPr>
-          <w:rFonts w:ascii="Aptos" w:hAnsi="Aptos"/>
-          <w:color w:val="7030A0"/>
-          <w:sz w:val="22"/>
-          <w:szCs w:val="22"/>
-          <w:lang w:val="en-GB"/>
-        </w:rPr>
-        <w:t xml:space="preserve"> </w:t>
-      </w:r>
-      <w:r>
-        <w:rPr>
-          <w:rFonts w:ascii="Aptos" w:hAnsi="Aptos"/>
-          <w:sz w:val="22"/>
-          <w:szCs w:val="22"/>
-          <w:lang w:val="en-GB"/>
-        </w:rPr>
-        <w:t>analys</w:t>
-      </w:r>
-      <w:r>
-        <w:rPr>
-          <w:rFonts w:ascii="Aptos" w:hAnsi="Aptos"/>
-          <w:sz w:val="22"/>
-          <w:szCs w:val="22"/>
-          <w:lang w:val="en-GB"/>
-        </w:rPr>
-        <w:t>i</w:t>
-      </w:r>
-      <w:r>
-        <w:rPr>
-          <w:rFonts w:ascii="Aptos" w:hAnsi="Aptos"/>
-          <w:sz w:val="22"/>
-          <w:szCs w:val="22"/>
-          <w:lang w:val="en-GB"/>
-        </w:rPr>
-        <w:t xml:space="preserve">s. It is performed directly from the assembled genomes. In this pipeline, </w:t>
-      </w:r>
-      <w:r>
-        <w:rPr>
-          <w:rFonts w:ascii="Consolas" w:hAnsi="Consolas"/>
-          <w:sz w:val="22"/>
-          <w:szCs w:val="22"/>
-          <w:lang w:val="en-GB"/>
-        </w:rPr>
-        <w:t>PAO1</w:t>
-      </w:r>
-      <w:r>
-        <w:rPr>
-          <w:rFonts w:ascii="Aptos" w:hAnsi="Aptos"/>
-          <w:sz w:val="22"/>
-          <w:szCs w:val="22"/>
-          <w:lang w:val="en-GB"/>
-        </w:rPr>
-        <w:t xml:space="preserve"> is used to generate the </w:t>
+        <w:t xml:space="preserve"> is performed directly from the assembled genomes and does not depend on the reference genome used for variant calling. In this pipeline, all isolates are included in the same </w:t>
       </w:r>
       <w:proofErr w:type="spellStart"/>
       <w:r>
@@ -40672,21 +40704,12 @@
       <w:proofErr w:type="spellEnd"/>
       <w:r>
         <w:rPr>
-          <w:rFonts w:ascii="Consolas" w:hAnsi="Consolas"/>
-          <w:sz w:val="22"/>
-          <w:szCs w:val="22"/>
-          <w:lang w:val="en-GB"/>
-        </w:rPr>
-        <w:t xml:space="preserve"> scheme</w:t>
-      </w:r>
-      <w:r>
-        <w:rPr>
-          <w:rFonts w:ascii="Aptos" w:hAnsi="Aptos"/>
-          <w:sz w:val="22"/>
-          <w:szCs w:val="22"/>
-          <w:lang w:val="en-GB"/>
-        </w:rPr>
-        <w:t>.</w:t>
+          <w:rFonts w:ascii="Aptos" w:hAnsi="Aptos"/>
+          <w:sz w:val="22"/>
+          <w:szCs w:val="22"/>
+          <w:lang w:val="en-GB"/>
+        </w:rPr>
+        <w:t xml:space="preserve"> analysis to obtain a global overview of their genetic relatedness.</w:t>
       </w:r>
     </w:p>
     <w:p>
@@ -40784,6 +40807,7 @@
           <w:szCs w:val="22"/>
           <w:lang w:val="en-GB"/>
         </w:rPr>
+        <w:lastRenderedPageBreak/>
         <w:t>gunzip</w:t>
       </w:r>
       <w:proofErr w:type="spellEnd"/>
@@ -40896,7 +40920,6 @@
           <w:szCs w:val="22"/>
           <w:lang w:val="en-GB"/>
         </w:rPr>
-        <w:lastRenderedPageBreak/>
         <w:t xml:space="preserve">head PAO1.fna </w:t>
       </w:r>
       <w:r>
@@ -42593,6 +42616,7 @@
           <w:szCs w:val="22"/>
           <w:lang w:val="en-US"/>
         </w:rPr>
+        <w:lastRenderedPageBreak/>
         <w:t>cd C:\Users\natal\Downloads\Programas\phyloviz-2.0\bin</w:t>
       </w:r>
     </w:p>
@@ -42642,7 +42666,6 @@
           <w:szCs w:val="22"/>
           <w:lang w:val="en-GB"/>
         </w:rPr>
-        <w:lastRenderedPageBreak/>
         <w:t xml:space="preserve">To generate a </w:t>
       </w:r>
       <w:proofErr w:type="spellStart"/>
